--- a/Tecnologie che useremo.docx
+++ b/Tecnologie che useremo.docx
@@ -1,6 +1,6 @@
 
 <file path=word/document.xml><?xml version="1.0" encoding="utf-8"?>
-<w:document xmlns:wpc="http://schemas.microsoft.com/office/word/2010/wordprocessingCanvas" xmlns:cx="http://schemas.microsoft.com/office/drawing/2014/chartex" xmlns:cx1="http://schemas.microsoft.com/office/drawing/2015/9/8/chartex" xmlns:cx2="http://schemas.microsoft.com/office/drawing/2015/10/21/chartex" xmlns:cx3="http://schemas.microsoft.com/office/drawing/2016/5/9/chartex" xmlns:cx4="http://schemas.microsoft.com/office/drawing/2016/5/10/chartex" xmlns:cx5="http://schemas.microsoft.com/office/drawing/2016/5/11/chartex" xmlns:cx6="http://schemas.microsoft.com/office/drawing/2016/5/12/chartex" xmlns:cx7="http://schemas.microsoft.com/office/drawing/2016/5/13/chartex" xmlns:cx8="http://schemas.microsoft.com/office/drawing/2016/5/14/chartex" xmlns:mc="http://schemas.openxmlformats.org/markup-compatibility/2006" xmlns:aink="http://schemas.microsoft.com/office/drawing/2016/ink" xmlns:am3d="http://schemas.microsoft.com/office/drawing/2017/model3d" xmlns:o="urn:schemas-microsoft-com:office:office" xmlns:r="http://schemas.openxmlformats.org/officeDocument/2006/relationships" xmlns:m="http://schemas.openxmlformats.org/officeDocument/2006/math" xmlns:v="urn:schemas-microsoft-com:vml" xmlns:wp14="http://schemas.microsoft.com/office/word/2010/wordprocessingDrawing" xmlns:wp="http://schemas.openxmlformats.org/drawingml/2006/wordprocessingDrawing" xmlns:w10="urn:schemas-microsoft-com:office:word" xmlns:w="http://schemas.openxmlformats.org/wordprocessingml/2006/main" xmlns:w14="http://schemas.microsoft.com/office/word/2010/wordml" xmlns:w15="http://schemas.microsoft.com/office/word/2012/wordml" xmlns:w16cex="http://schemas.microsoft.com/office/word/2018/wordml/cex" xmlns:w16cid="http://schemas.microsoft.com/office/word/2016/wordml/cid" xmlns:w16="http://schemas.microsoft.com/office/word/2018/wordml" xmlns:w16sdtdh="http://schemas.microsoft.com/office/word/2020/wordml/sdtdatahash" xmlns:w16se="http://schemas.microsoft.com/office/word/2015/wordml/symex" xmlns:wpg="http://schemas.microsoft.com/office/word/2010/wordprocessingGroup" xmlns:wpi="http://schemas.microsoft.com/office/word/2010/wordprocessingInk" xmlns:wne="http://schemas.microsoft.com/office/word/2006/wordml" xmlns:wps="http://schemas.microsoft.com/office/word/2010/wordprocessingShape" mc:Ignorable="w14 w15 w16se w16cid w16 w16cex w16sdtdh wp14">
+<w:document xmlns:wpc="http://schemas.microsoft.com/office/word/2010/wordprocessingCanvas" xmlns:cx="http://schemas.microsoft.com/office/drawing/2014/chartex" xmlns:cx1="http://schemas.microsoft.com/office/drawing/2015/9/8/chartex" xmlns:cx2="http://schemas.microsoft.com/office/drawing/2015/10/21/chartex" xmlns:cx3="http://schemas.microsoft.com/office/drawing/2016/5/9/chartex" xmlns:cx4="http://schemas.microsoft.com/office/drawing/2016/5/10/chartex" xmlns:cx5="http://schemas.microsoft.com/office/drawing/2016/5/11/chartex" xmlns:cx6="http://schemas.microsoft.com/office/drawing/2016/5/12/chartex" xmlns:cx7="http://schemas.microsoft.com/office/drawing/2016/5/13/chartex" xmlns:cx8="http://schemas.microsoft.com/office/drawing/2016/5/14/chartex" xmlns:mc="http://schemas.openxmlformats.org/markup-compatibility/2006" xmlns:aink="http://schemas.microsoft.com/office/drawing/2016/ink" xmlns:am3d="http://schemas.microsoft.com/office/drawing/2017/model3d" xmlns:o="urn:schemas-microsoft-com:office:office" xmlns:oel="http://schemas.microsoft.com/office/2019/extlst" xmlns:r="http://schemas.openxmlformats.org/officeDocument/2006/relationships" xmlns:m="http://schemas.openxmlformats.org/officeDocument/2006/math" xmlns:v="urn:schemas-microsoft-com:vml" xmlns:wp14="http://schemas.microsoft.com/office/word/2010/wordprocessingDrawing" xmlns:wp="http://schemas.openxmlformats.org/drawingml/2006/wordprocessingDrawing" xmlns:w10="urn:schemas-microsoft-com:office:word" xmlns:w="http://schemas.openxmlformats.org/wordprocessingml/2006/main" xmlns:w14="http://schemas.microsoft.com/office/word/2010/wordml" xmlns:w15="http://schemas.microsoft.com/office/word/2012/wordml" xmlns:w16cex="http://schemas.microsoft.com/office/word/2018/wordml/cex" xmlns:w16cid="http://schemas.microsoft.com/office/word/2016/wordml/cid" xmlns:w16="http://schemas.microsoft.com/office/word/2018/wordml" xmlns:w16sdtdh="http://schemas.microsoft.com/office/word/2020/wordml/sdtdatahash" xmlns:w16se="http://schemas.microsoft.com/office/word/2015/wordml/symex" xmlns:wpg="http://schemas.microsoft.com/office/word/2010/wordprocessingGroup" xmlns:wpi="http://schemas.microsoft.com/office/word/2010/wordprocessingInk" xmlns:wne="http://schemas.microsoft.com/office/word/2006/wordml" xmlns:wps="http://schemas.microsoft.com/office/word/2010/wordprocessingShape" mc:Ignorable="w14 w15 w16se w16cid w16 w16cex w16sdtdh wp14">
   <w:body>
     <w:p>
       <w:r>
@@ -15,20 +15,84 @@
           <w:numId w:val="1"/>
         </w:numPr>
       </w:pPr>
-      <w:r>
-        <w:t>Web API REST:</w:t>
-      </w:r>
-      <w:r>
-        <w:t xml:space="preserve"> C</w:t>
-      </w:r>
-      <w:r>
-        <w:t xml:space="preserve">redo sia la parte dei controllers dove aggiungi i metodi tipo post e </w:t>
-      </w:r>
-      <w:proofErr w:type="spellStart"/>
-      <w:r>
-        <w:t>get</w:t>
-      </w:r>
-      <w:proofErr w:type="spellEnd"/>
+      <w:proofErr w:type="spellStart"/>
+      <w:r>
+        <w:t>Intefacce</w:t>
+      </w:r>
+      <w:proofErr w:type="spellEnd"/>
+      <w:r>
+        <w:t xml:space="preserve">: è un contratto tra interfaccia e classe dove la classe si compromette a creare i metodi che hai scritto in </w:t>
+      </w:r>
+      <w:proofErr w:type="spellStart"/>
+      <w:r>
+        <w:t>intefaccia</w:t>
+      </w:r>
+      <w:proofErr w:type="spellEnd"/>
+      <w:r>
+        <w:t xml:space="preserve"> che avresti creato ESEMPIO:</w:t>
+      </w:r>
+    </w:p>
+    <w:p>
+      <w:pPr>
+        <w:pStyle w:val="Paragrafoelenco"/>
+        <w:numPr>
+          <w:ilvl w:val="1"/>
+          <w:numId w:val="1"/>
+        </w:numPr>
+      </w:pPr>
+      <w:proofErr w:type="spellStart"/>
+      <w:r>
+        <w:t>I_Animale</w:t>
+      </w:r>
+      <w:proofErr w:type="spellEnd"/>
+      <w:r>
+        <w:t>=&gt; camminare(</w:t>
+      </w:r>
+      <w:proofErr w:type="gramStart"/>
+      <w:r>
+        <w:t>),correre</w:t>
+      </w:r>
+      <w:proofErr w:type="gramEnd"/>
+      <w:r>
+        <w:t>(),mangiare(),</w:t>
+      </w:r>
+      <w:proofErr w:type="spellStart"/>
+      <w:r>
+        <w:t>FareSuono</w:t>
+      </w:r>
+      <w:proofErr w:type="spellEnd"/>
+      <w:r>
+        <w:t>()</w:t>
+      </w:r>
+    </w:p>
+    <w:p>
+      <w:pPr>
+        <w:pStyle w:val="Paragrafoelenco"/>
+        <w:numPr>
+          <w:ilvl w:val="1"/>
+          <w:numId w:val="1"/>
+        </w:numPr>
+      </w:pPr>
+      <w:r>
+        <w:t xml:space="preserve">Gatto=&gt; deve creare tutti i metodi che ci sono nella interfaccia </w:t>
+      </w:r>
+      <w:proofErr w:type="spellStart"/>
+      <w:r>
+        <w:t>I_Animale</w:t>
+      </w:r>
+      <w:proofErr w:type="spellEnd"/>
+    </w:p>
+    <w:p>
+      <w:pPr>
+        <w:pStyle w:val="Paragrafoelenco"/>
+        <w:numPr>
+          <w:ilvl w:val="1"/>
+          <w:numId w:val="1"/>
+        </w:numPr>
+      </w:pPr>
+      <w:r>
+        <w:t>Cane =&gt; idem.</w:t>
+      </w:r>
     </w:p>
     <w:p>
       <w:pPr>
@@ -38,81 +102,6 @@
           <w:numId w:val="1"/>
         </w:numPr>
       </w:pPr>
-      <w:proofErr w:type="spellStart"/>
-      <w:r>
-        <w:t>EfCore</w:t>
-      </w:r>
-      <w:proofErr w:type="spellEnd"/>
-      <w:r>
-        <w:t>:</w:t>
-      </w:r>
-      <w:r>
-        <w:t xml:space="preserve"> Una tecnologia per CREARE e </w:t>
-      </w:r>
-      <w:r>
-        <w:t>manipolare</w:t>
-      </w:r>
-      <w:r>
-        <w:t xml:space="preserve"> basi di dati</w:t>
-      </w:r>
-      <w:r>
-        <w:t xml:space="preserve"> di alto livello, la quale puoi lavorare con modelli ad oggetti</w:t>
-      </w:r>
-      <w:r>
-        <w:t>; A</w:t>
-      </w:r>
-      <w:r>
-        <w:t xml:space="preserve"> differenza di ADO.NET qua non devi cambiare il tuo codice se cambi database esempio MySQL, sequel-</w:t>
-      </w:r>
-      <w:proofErr w:type="spellStart"/>
-      <w:proofErr w:type="gramStart"/>
-      <w:r>
-        <w:t>server,etc</w:t>
-      </w:r>
-      <w:proofErr w:type="spellEnd"/>
-      <w:proofErr w:type="gramEnd"/>
-      <w:r>
-        <w:t xml:space="preserve"> </w:t>
-      </w:r>
-      <w:proofErr w:type="spellStart"/>
-      <w:r>
-        <w:t>puo</w:t>
-      </w:r>
-      <w:proofErr w:type="spellEnd"/>
-      <w:r>
-        <w:t xml:space="preserve"> anche gestire molti </w:t>
-      </w:r>
-      <w:proofErr w:type="spellStart"/>
-      <w:r>
-        <w:t>db</w:t>
-      </w:r>
-      <w:proofErr w:type="spellEnd"/>
-      <w:r>
-        <w:t xml:space="preserve"> allo stesso tempo (</w:t>
-      </w:r>
-      <w:proofErr w:type="spellStart"/>
-      <w:r>
-        <w:t>ECore</w:t>
-      </w:r>
-      <w:proofErr w:type="spellEnd"/>
-      <w:r>
-        <w:t xml:space="preserve"> genera le query SQL </w:t>
-      </w:r>
-      <w:r>
-        <w:t>(</w:t>
-      </w:r>
-      <w:r>
-        <w:t>hai fatto alcuni esercizi sulla cartella</w:t>
-      </w:r>
-      <w:r>
-        <w:t xml:space="preserve"> </w:t>
-      </w:r>
-      <w:r>
-        <w:t>esercizi-personali</w:t>
-      </w:r>
-      <w:r>
-        <w:t>)</w:t>
-      </w:r>
     </w:p>
     <w:p>
       <w:pPr>
@@ -122,51 +111,14 @@
           <w:numId w:val="1"/>
         </w:numPr>
       </w:pPr>
-      <w:proofErr w:type="spellStart"/>
-      <w:r>
-        <w:t>Linq</w:t>
-      </w:r>
-      <w:proofErr w:type="spellEnd"/>
-      <w:r>
-        <w:t xml:space="preserve">: tecnologia </w:t>
-      </w:r>
-      <w:r>
-        <w:t xml:space="preserve">per la </w:t>
-      </w:r>
-      <w:r>
-        <w:t xml:space="preserve">consulta </w:t>
-      </w:r>
-      <w:r>
-        <w:t xml:space="preserve">e </w:t>
-      </w:r>
-      <w:proofErr w:type="gramStart"/>
-      <w:r>
-        <w:t>manipolazione</w:t>
-      </w:r>
-      <w:r>
-        <w:t>(</w:t>
-      </w:r>
-      <w:proofErr w:type="gramEnd"/>
-      <w:r>
-        <w:t xml:space="preserve">meglio usare </w:t>
-      </w:r>
-      <w:proofErr w:type="spellStart"/>
-      <w:r>
-        <w:t>EF.core</w:t>
-      </w:r>
-      <w:proofErr w:type="spellEnd"/>
-      <w:r>
-        <w:t xml:space="preserve"> per manipolazione</w:t>
-      </w:r>
-      <w:r>
-        <w:t>)</w:t>
-      </w:r>
-      <w:r>
-        <w:t xml:space="preserve"> </w:t>
-      </w:r>
-      <w:r>
-        <w:t>dei dati</w:t>
-      </w:r>
+      <w:r>
+        <w:t xml:space="preserve">Web API REST: Credo sia la parte dei controllers dove aggiungi i metodi tipo post e </w:t>
+      </w:r>
+      <w:proofErr w:type="spellStart"/>
+      <w:r>
+        <w:t>get</w:t>
+      </w:r>
+      <w:proofErr w:type="spellEnd"/>
     </w:p>
     <w:p>
       <w:pPr>
@@ -176,43 +128,74 @@
           <w:numId w:val="1"/>
         </w:numPr>
       </w:pPr>
-      <w:r>
-        <w:t>Migration</w:t>
-      </w:r>
-      <w:r>
-        <w:t xml:space="preserve">: Creo </w:t>
-      </w:r>
-      <w:proofErr w:type="spellStart"/>
-      <w:r>
-        <w:t>que</w:t>
-      </w:r>
-      <w:proofErr w:type="spellEnd"/>
-      <w:r>
-        <w:t xml:space="preserve"> son </w:t>
-      </w:r>
-      <w:proofErr w:type="spellStart"/>
-      <w:r>
-        <w:t>los</w:t>
-      </w:r>
-      <w:proofErr w:type="spellEnd"/>
-      <w:r>
-        <w:t xml:space="preserve"> scripts </w:t>
-      </w:r>
-      <w:proofErr w:type="spellStart"/>
-      <w:r>
-        <w:t>generados</w:t>
-      </w:r>
-      <w:proofErr w:type="spellEnd"/>
-      <w:r>
-        <w:t xml:space="preserve"> por </w:t>
-      </w:r>
-      <w:proofErr w:type="spellStart"/>
-      <w:r>
-        <w:t>EFCore</w:t>
-      </w:r>
-      <w:proofErr w:type="spellEnd"/>
-      <w:r>
-        <w:t xml:space="preserve"> dove si salvano come una specie di cronologia di modifiche</w:t>
+      <w:proofErr w:type="spellStart"/>
+      <w:r>
+        <w:t>EfCore</w:t>
+      </w:r>
+      <w:proofErr w:type="spellEnd"/>
+      <w:r>
+        <w:t xml:space="preserve">: Una tecnologia per CREARE e </w:t>
+      </w:r>
+      <w:r>
+        <w:t>manipolare</w:t>
+      </w:r>
+      <w:r>
+        <w:t xml:space="preserve"> basi di dati</w:t>
+      </w:r>
+      <w:r>
+        <w:t xml:space="preserve"> di alto livello, la quale puoi lavorare con modelli ad oggetti</w:t>
+      </w:r>
+      <w:r>
+        <w:t>; A</w:t>
+      </w:r>
+      <w:r>
+        <w:t xml:space="preserve"> differenza di ADO.NET qua non devi cambiare il tuo codice se cambi database esempio MySQL, sequel-</w:t>
+      </w:r>
+      <w:proofErr w:type="spellStart"/>
+      <w:proofErr w:type="gramStart"/>
+      <w:r>
+        <w:t>server,etc</w:t>
+      </w:r>
+      <w:proofErr w:type="spellEnd"/>
+      <w:proofErr w:type="gramEnd"/>
+      <w:r>
+        <w:t xml:space="preserve"> </w:t>
+      </w:r>
+      <w:proofErr w:type="spellStart"/>
+      <w:r>
+        <w:t>puo</w:t>
+      </w:r>
+      <w:proofErr w:type="spellEnd"/>
+      <w:r>
+        <w:t xml:space="preserve"> anche gestire molti </w:t>
+      </w:r>
+      <w:proofErr w:type="spellStart"/>
+      <w:r>
+        <w:t>db</w:t>
+      </w:r>
+      <w:proofErr w:type="spellEnd"/>
+      <w:r>
+        <w:t xml:space="preserve"> allo stesso tempo (</w:t>
+      </w:r>
+      <w:proofErr w:type="spellStart"/>
+      <w:r>
+        <w:t>ECore</w:t>
+      </w:r>
+      <w:proofErr w:type="spellEnd"/>
+      <w:r>
+        <w:t xml:space="preserve"> genera le query SQL </w:t>
+      </w:r>
+      <w:r>
+        <w:t>(hai fatto alcuni esercizi sulla cartella</w:t>
+      </w:r>
+      <w:r>
+        <w:t xml:space="preserve"> </w:t>
+      </w:r>
+      <w:r>
+        <w:t>esercizi-personali</w:t>
+      </w:r>
+      <w:r>
+        <w:t>)</w:t>
       </w:r>
     </w:p>
     <w:p>
@@ -225,11 +208,42 @@
       </w:pPr>
       <w:proofErr w:type="spellStart"/>
       <w:r>
-        <w:t>SeedData</w:t>
-      </w:r>
-      <w:proofErr w:type="spellEnd"/>
-      <w:r>
-        <w:t>:</w:t>
+        <w:t>Linq</w:t>
+      </w:r>
+      <w:proofErr w:type="spellEnd"/>
+      <w:r>
+        <w:t xml:space="preserve">: tecnologia per la </w:t>
+      </w:r>
+      <w:r>
+        <w:t xml:space="preserve">consulta e </w:t>
+      </w:r>
+      <w:proofErr w:type="gramStart"/>
+      <w:r>
+        <w:t>manipolazione</w:t>
+      </w:r>
+      <w:r>
+        <w:t>(</w:t>
+      </w:r>
+      <w:proofErr w:type="gramEnd"/>
+      <w:r>
+        <w:t xml:space="preserve">meglio usare </w:t>
+      </w:r>
+      <w:proofErr w:type="spellStart"/>
+      <w:r>
+        <w:t>EF.core</w:t>
+      </w:r>
+      <w:proofErr w:type="spellEnd"/>
+      <w:r>
+        <w:t xml:space="preserve"> per manipolazione</w:t>
+      </w:r>
+      <w:r>
+        <w:t>)</w:t>
+      </w:r>
+      <w:r>
+        <w:t xml:space="preserve"> </w:t>
+      </w:r>
+      <w:r>
+        <w:t>dei dati</w:t>
       </w:r>
     </w:p>
     <w:p>
@@ -240,6 +254,92 @@
           <w:numId w:val="1"/>
         </w:numPr>
       </w:pPr>
+      <w:r>
+        <w:t>Migration</w:t>
+      </w:r>
+      <w:r>
+        <w:t xml:space="preserve">: Creo </w:t>
+      </w:r>
+      <w:proofErr w:type="spellStart"/>
+      <w:r>
+        <w:t>que</w:t>
+      </w:r>
+      <w:proofErr w:type="spellEnd"/>
+      <w:r>
+        <w:t xml:space="preserve"> son </w:t>
+      </w:r>
+      <w:proofErr w:type="spellStart"/>
+      <w:r>
+        <w:t>los</w:t>
+      </w:r>
+      <w:proofErr w:type="spellEnd"/>
+      <w:r>
+        <w:t xml:space="preserve"> scripts </w:t>
+      </w:r>
+      <w:proofErr w:type="spellStart"/>
+      <w:r>
+        <w:t>generados</w:t>
+      </w:r>
+      <w:proofErr w:type="spellEnd"/>
+      <w:r>
+        <w:t xml:space="preserve"> por </w:t>
+      </w:r>
+      <w:proofErr w:type="spellStart"/>
+      <w:r>
+        <w:t>EFCore</w:t>
+      </w:r>
+      <w:proofErr w:type="spellEnd"/>
+      <w:r>
+        <w:t xml:space="preserve"> dove si salvano come una specie di cronologia di modifiche</w:t>
+      </w:r>
+      <w:r>
+        <w:t xml:space="preserve"> del DB(</w:t>
+      </w:r>
+      <w:proofErr w:type="spellStart"/>
+      <w:r>
+        <w:t>PK,tabelle,chiave</w:t>
+      </w:r>
+      <w:proofErr w:type="spellEnd"/>
+      <w:r>
+        <w:t xml:space="preserve"> foranee,</w:t>
+      </w:r>
+    </w:p>
+    <w:p>
+      <w:pPr>
+        <w:pStyle w:val="Paragrafoelenco"/>
+        <w:numPr>
+          <w:ilvl w:val="0"/>
+          <w:numId w:val="1"/>
+        </w:numPr>
+      </w:pPr>
+      <w:proofErr w:type="spellStart"/>
+      <w:r>
+        <w:t>SeedData</w:t>
+      </w:r>
+      <w:proofErr w:type="spellEnd"/>
+      <w:r>
+        <w:t>:</w:t>
+      </w:r>
+      <w:r>
+        <w:t xml:space="preserve"> Termino che si usa per definire all’insieme di </w:t>
+      </w:r>
+      <w:proofErr w:type="gramStart"/>
+      <w:r>
+        <w:t>dati(</w:t>
+      </w:r>
+      <w:proofErr w:type="gramEnd"/>
+      <w:r>
+        <w:t>informazione basica)che vengono inseriti allo sviluppo per facilitare la comunicazione o test</w:t>
+      </w:r>
+    </w:p>
+    <w:p>
+      <w:pPr>
+        <w:pStyle w:val="Paragrafoelenco"/>
+        <w:numPr>
+          <w:ilvl w:val="0"/>
+          <w:numId w:val="1"/>
+        </w:numPr>
+      </w:pPr>
       <w:proofErr w:type="spellStart"/>
       <w:r>
         <w:t>Dependency</w:t>
@@ -248,6 +348,64 @@
       <w:r>
         <w:t xml:space="preserve"> Injection</w:t>
       </w:r>
+      <w:r>
+        <w:t>:</w:t>
+      </w:r>
+      <w:r>
+        <w:t xml:space="preserve"> </w:t>
+      </w:r>
+      <w:r>
+        <w:t xml:space="preserve">è un modo di usare i metodi creati da un'altra classe senza dover per forza istanziare l’oggetto nella </w:t>
+      </w:r>
+      <w:proofErr w:type="gramStart"/>
+      <w:r>
+        <w:t>classe(</w:t>
+      </w:r>
+      <w:proofErr w:type="gramEnd"/>
+      <w:r>
+        <w:t>questa avviene in automatico da qualche altra parte ma non la vediamo) esempio(</w:t>
+      </w:r>
+      <w:proofErr w:type="spellStart"/>
+      <w:r>
+        <w:rPr>
+          <w:rFonts w:ascii="Segoe UI" w:hAnsi="Segoe UI" w:cs="Segoe UI"/>
+          <w:color w:val="D1D5DB"/>
+          <w:shd w:val="clear" w:color="auto" w:fill="444654"/>
+        </w:rPr>
+        <w:t>Microsoft.Extensions.DependencyInjection</w:t>
+      </w:r>
+      <w:proofErr w:type="spellEnd"/>
+      <w:r>
+        <w:rPr>
+          <w:rFonts w:ascii="Segoe UI" w:hAnsi="Segoe UI" w:cs="Segoe UI"/>
+          <w:color w:val="D1D5DB"/>
+          <w:shd w:val="clear" w:color="auto" w:fill="444654"/>
+        </w:rPr>
+        <w:t>)</w:t>
+      </w:r>
+      <w:r>
+        <w:t xml:space="preserve"> </w:t>
+      </w:r>
+      <w:r>
+        <w:t>“</w:t>
+      </w:r>
+      <w:proofErr w:type="spellStart"/>
+      <w:r>
+        <w:t>ctor</w:t>
+      </w:r>
+      <w:proofErr w:type="spellEnd"/>
+      <w:r>
+        <w:t>/interfaccia e aggiungi campi”</w:t>
+      </w:r>
+    </w:p>
+    <w:p>
+      <w:pPr>
+        <w:pStyle w:val="Paragrafoelenco"/>
+        <w:numPr>
+          <w:ilvl w:val="0"/>
+          <w:numId w:val="1"/>
+        </w:numPr>
+      </w:pPr>
     </w:p>
     <w:sectPr>
       <w:pgSz w:w="11906" w:h="16838"/>
@@ -260,7 +418,7 @@
 </file>
 
 <file path=word/numbering.xml><?xml version="1.0" encoding="utf-8"?>
-<w:numbering xmlns:wpc="http://schemas.microsoft.com/office/word/2010/wordprocessingCanvas" xmlns:cx="http://schemas.microsoft.com/office/drawing/2014/chartex" xmlns:cx1="http://schemas.microsoft.com/office/drawing/2015/9/8/chartex" xmlns:cx2="http://schemas.microsoft.com/office/drawing/2015/10/21/chartex" xmlns:cx3="http://schemas.microsoft.com/office/drawing/2016/5/9/chartex" xmlns:cx4="http://schemas.microsoft.com/office/drawing/2016/5/10/chartex" xmlns:cx5="http://schemas.microsoft.com/office/drawing/2016/5/11/chartex" xmlns:cx6="http://schemas.microsoft.com/office/drawing/2016/5/12/chartex" xmlns:cx7="http://schemas.microsoft.com/office/drawing/2016/5/13/chartex" xmlns:cx8="http://schemas.microsoft.com/office/drawing/2016/5/14/chartex" xmlns:mc="http://schemas.openxmlformats.org/markup-compatibility/2006" xmlns:aink="http://schemas.microsoft.com/office/drawing/2016/ink" xmlns:am3d="http://schemas.microsoft.com/office/drawing/2017/model3d" xmlns:o="urn:schemas-microsoft-com:office:office" xmlns:r="http://schemas.openxmlformats.org/officeDocument/2006/relationships" xmlns:m="http://schemas.openxmlformats.org/officeDocument/2006/math" xmlns:v="urn:schemas-microsoft-com:vml" xmlns:wp14="http://schemas.microsoft.com/office/word/2010/wordprocessingDrawing" xmlns:wp="http://schemas.openxmlformats.org/drawingml/2006/wordprocessingDrawing" xmlns:w10="urn:schemas-microsoft-com:office:word" xmlns:w="http://schemas.openxmlformats.org/wordprocessingml/2006/main" xmlns:w14="http://schemas.microsoft.com/office/word/2010/wordml" xmlns:w15="http://schemas.microsoft.com/office/word/2012/wordml" xmlns:w16cex="http://schemas.microsoft.com/office/word/2018/wordml/cex" xmlns:w16cid="http://schemas.microsoft.com/office/word/2016/wordml/cid" xmlns:w16="http://schemas.microsoft.com/office/word/2018/wordml" xmlns:w16sdtdh="http://schemas.microsoft.com/office/word/2020/wordml/sdtdatahash" xmlns:w16se="http://schemas.microsoft.com/office/word/2015/wordml/symex" xmlns:wpg="http://schemas.microsoft.com/office/word/2010/wordprocessingGroup" xmlns:wpi="http://schemas.microsoft.com/office/word/2010/wordprocessingInk" xmlns:wne="http://schemas.microsoft.com/office/word/2006/wordml" xmlns:wps="http://schemas.microsoft.com/office/word/2010/wordprocessingShape" mc:Ignorable="w14 w15 w16se w16cid w16 w16cex w16sdtdh wp14">
+<w:numbering xmlns:wpc="http://schemas.microsoft.com/office/word/2010/wordprocessingCanvas" xmlns:cx="http://schemas.microsoft.com/office/drawing/2014/chartex" xmlns:cx1="http://schemas.microsoft.com/office/drawing/2015/9/8/chartex" xmlns:cx2="http://schemas.microsoft.com/office/drawing/2015/10/21/chartex" xmlns:cx3="http://schemas.microsoft.com/office/drawing/2016/5/9/chartex" xmlns:cx4="http://schemas.microsoft.com/office/drawing/2016/5/10/chartex" xmlns:cx5="http://schemas.microsoft.com/office/drawing/2016/5/11/chartex" xmlns:cx6="http://schemas.microsoft.com/office/drawing/2016/5/12/chartex" xmlns:cx7="http://schemas.microsoft.com/office/drawing/2016/5/13/chartex" xmlns:cx8="http://schemas.microsoft.com/office/drawing/2016/5/14/chartex" xmlns:mc="http://schemas.openxmlformats.org/markup-compatibility/2006" xmlns:aink="http://schemas.microsoft.com/office/drawing/2016/ink" xmlns:am3d="http://schemas.microsoft.com/office/drawing/2017/model3d" xmlns:o="urn:schemas-microsoft-com:office:office" xmlns:oel="http://schemas.microsoft.com/office/2019/extlst" xmlns:r="http://schemas.openxmlformats.org/officeDocument/2006/relationships" xmlns:m="http://schemas.openxmlformats.org/officeDocument/2006/math" xmlns:v="urn:schemas-microsoft-com:vml" xmlns:wp14="http://schemas.microsoft.com/office/word/2010/wordprocessingDrawing" xmlns:wp="http://schemas.openxmlformats.org/drawingml/2006/wordprocessingDrawing" xmlns:w10="urn:schemas-microsoft-com:office:word" xmlns:w="http://schemas.openxmlformats.org/wordprocessingml/2006/main" xmlns:w14="http://schemas.microsoft.com/office/word/2010/wordml" xmlns:w15="http://schemas.microsoft.com/office/word/2012/wordml" xmlns:w16cex="http://schemas.microsoft.com/office/word/2018/wordml/cex" xmlns:w16cid="http://schemas.microsoft.com/office/word/2016/wordml/cid" xmlns:w16="http://schemas.microsoft.com/office/word/2018/wordml" xmlns:w16sdtdh="http://schemas.microsoft.com/office/word/2020/wordml/sdtdatahash" xmlns:w16se="http://schemas.microsoft.com/office/word/2015/wordml/symex" xmlns:wpg="http://schemas.microsoft.com/office/word/2010/wordprocessingGroup" xmlns:wpi="http://schemas.microsoft.com/office/word/2010/wordprocessingInk" xmlns:wne="http://schemas.microsoft.com/office/word/2006/wordml" xmlns:wps="http://schemas.microsoft.com/office/word/2010/wordprocessingShape" mc:Ignorable="w14 w15 w16se w16cid w16 w16cex w16sdtdh wp14">
   <w:abstractNum w:abstractNumId="0" w15:restartNumberingAfterBreak="0">
     <w:nsid w:val="1D266FEF"/>
     <w:multiLevelType w:val="hybridMultilevel"/>
@@ -274,7 +432,7 @@
         <w:ind w:left="720" w:hanging="360"/>
       </w:pPr>
     </w:lvl>
-    <w:lvl w:ilvl="1" w:tplc="04100019" w:tentative="1">
+    <w:lvl w:ilvl="1" w:tplc="04100019">
       <w:start w:val="1"/>
       <w:numFmt w:val="lowerLetter"/>
       <w:lvlText w:val="%2."/>
@@ -347,7 +505,7 @@
       </w:pPr>
     </w:lvl>
   </w:abstractNum>
-  <w:num w:numId="1">
+  <w:num w:numId="1" w16cid:durableId="1904442878">
     <w:abstractNumId w:val="0"/>
   </w:num>
 </w:numbering>

--- a/Tecnologie che useremo.docx
+++ b/Tecnologie che useremo.docx
@@ -15,21 +15,8 @@
           <w:numId w:val="1"/>
         </w:numPr>
       </w:pPr>
-      <w:proofErr w:type="spellStart"/>
-      <w:r>
-        <w:t>Intefacce</w:t>
-      </w:r>
-      <w:proofErr w:type="spellEnd"/>
-      <w:r>
-        <w:t xml:space="preserve">: è un contratto tra interfaccia e classe dove la classe si compromette a creare i metodi che hai scritto in </w:t>
-      </w:r>
-      <w:proofErr w:type="spellStart"/>
-      <w:r>
-        <w:t>intefaccia</w:t>
-      </w:r>
-      <w:proofErr w:type="spellEnd"/>
-      <w:r>
-        <w:t xml:space="preserve"> che avresti creato ESEMPIO:</w:t>
+      <w:r>
+        <w:t>Intefacce: è un contratto tra interfaccia e classe dove la classe si compromette a creare i metodi che hai scritto in intefaccia che avresti creato ESEMPIO:</w:t>
       </w:r>
     </w:p>
     <w:p>
@@ -40,29 +27,8 @@
           <w:numId w:val="1"/>
         </w:numPr>
       </w:pPr>
-      <w:proofErr w:type="spellStart"/>
-      <w:r>
-        <w:t>I_Animale</w:t>
-      </w:r>
-      <w:proofErr w:type="spellEnd"/>
-      <w:r>
-        <w:t>=&gt; camminare(</w:t>
-      </w:r>
-      <w:proofErr w:type="gramStart"/>
-      <w:r>
-        <w:t>),correre</w:t>
-      </w:r>
-      <w:proofErr w:type="gramEnd"/>
-      <w:r>
-        <w:t>(),mangiare(),</w:t>
-      </w:r>
-      <w:proofErr w:type="spellStart"/>
-      <w:r>
-        <w:t>FareSuono</w:t>
-      </w:r>
-      <w:proofErr w:type="spellEnd"/>
-      <w:r>
-        <w:t>()</w:t>
+      <w:r>
+        <w:t>I_Animale=&gt; camminare(),correre(),mangiare(),FareSuono()</w:t>
       </w:r>
     </w:p>
     <w:p>
@@ -74,13 +40,8 @@
         </w:numPr>
       </w:pPr>
       <w:r>
-        <w:t xml:space="preserve">Gatto=&gt; deve creare tutti i metodi che ci sono nella interfaccia </w:t>
-      </w:r>
-      <w:proofErr w:type="spellStart"/>
-      <w:r>
-        <w:t>I_Animale</w:t>
-      </w:r>
-      <w:proofErr w:type="spellEnd"/>
+        <w:t>Gatto=&gt; deve creare tutti i metodi che ci sono nella interfaccia I_Animale</w:t>
+      </w:r>
     </w:p>
     <w:p>
       <w:pPr>
@@ -102,6 +63,12 @@
           <w:numId w:val="1"/>
         </w:numPr>
       </w:pPr>
+      <w:r>
+        <w:t xml:space="preserve">“dot net”(.NET): credo che </w:t>
+      </w:r>
+      <w:r>
+        <w:t>è tutto linsieme dei tanti framework che microsoft ha creato ovvero se si parla di .NET core si parla dell’insieme di tecnologie(EntityFramework, Linq, etc…..)</w:t>
+      </w:r>
     </w:p>
     <w:p>
       <w:pPr>
@@ -112,13 +79,8 @@
         </w:numPr>
       </w:pPr>
       <w:r>
-        <w:t xml:space="preserve">Web API REST: Credo sia la parte dei controllers dove aggiungi i metodi tipo post e </w:t>
-      </w:r>
-      <w:proofErr w:type="spellStart"/>
-      <w:r>
-        <w:t>get</w:t>
-      </w:r>
-      <w:proofErr w:type="spellEnd"/>
+        <w:t>Web API REST: Credo sia la parte dei controllers dove aggiungi i metodi tipo post e get</w:t>
+      </w:r>
     </w:p>
     <w:p>
       <w:pPr>
@@ -128,13 +90,8 @@
           <w:numId w:val="1"/>
         </w:numPr>
       </w:pPr>
-      <w:proofErr w:type="spellStart"/>
-      <w:r>
-        <w:t>EfCore</w:t>
-      </w:r>
-      <w:proofErr w:type="spellEnd"/>
-      <w:r>
-        <w:t xml:space="preserve">: Una tecnologia per CREARE e </w:t>
+      <w:r>
+        <w:t xml:space="preserve">EfCore: Una tecnologia per CREARE e </w:t>
       </w:r>
       <w:r>
         <w:t>manipolare</w:t>
@@ -149,41 +106,13 @@
         <w:t>; A</w:t>
       </w:r>
       <w:r>
-        <w:t xml:space="preserve"> differenza di ADO.NET qua non devi cambiare il tuo codice se cambi database esempio MySQL, sequel-</w:t>
-      </w:r>
-      <w:proofErr w:type="spellStart"/>
-      <w:proofErr w:type="gramStart"/>
-      <w:r>
-        <w:t>server,etc</w:t>
-      </w:r>
-      <w:proofErr w:type="spellEnd"/>
-      <w:proofErr w:type="gramEnd"/>
+        <w:t xml:space="preserve"> differenza di ADO.NET qua non devi cambiare il tuo codice se cambi database esempio MySQL, sequel-server,etc</w:t>
+      </w:r>
       <w:r>
         <w:t xml:space="preserve"> </w:t>
       </w:r>
-      <w:proofErr w:type="spellStart"/>
-      <w:r>
-        <w:t>puo</w:t>
-      </w:r>
-      <w:proofErr w:type="spellEnd"/>
-      <w:r>
-        <w:t xml:space="preserve"> anche gestire molti </w:t>
-      </w:r>
-      <w:proofErr w:type="spellStart"/>
-      <w:r>
-        <w:t>db</w:t>
-      </w:r>
-      <w:proofErr w:type="spellEnd"/>
-      <w:r>
-        <w:t xml:space="preserve"> allo stesso tempo (</w:t>
-      </w:r>
-      <w:proofErr w:type="spellStart"/>
-      <w:r>
-        <w:t>ECore</w:t>
-      </w:r>
-      <w:proofErr w:type="spellEnd"/>
-      <w:r>
-        <w:t xml:space="preserve"> genera le query SQL </w:t>
+      <w:r>
+        <w:t xml:space="preserve">puo anche gestire molti db allo stesso tempo (ECore genera le query SQL </w:t>
       </w:r>
       <w:r>
         <w:t>(hai fatto alcuni esercizi sulla cartella</w:t>
@@ -206,33 +135,18 @@
           <w:numId w:val="1"/>
         </w:numPr>
       </w:pPr>
-      <w:proofErr w:type="spellStart"/>
-      <w:r>
-        <w:t>Linq</w:t>
-      </w:r>
-      <w:proofErr w:type="spellEnd"/>
-      <w:r>
-        <w:t xml:space="preserve">: tecnologia per la </w:t>
+      <w:r>
+        <w:t xml:space="preserve">Linq: tecnologia per la </w:t>
       </w:r>
       <w:r>
         <w:t xml:space="preserve">consulta e </w:t>
       </w:r>
-      <w:proofErr w:type="gramStart"/>
       <w:r>
         <w:t>manipolazione</w:t>
       </w:r>
       <w:r>
-        <w:t>(</w:t>
-      </w:r>
-      <w:proofErr w:type="gramEnd"/>
-      <w:r>
-        <w:t xml:space="preserve">meglio usare </w:t>
-      </w:r>
-      <w:proofErr w:type="spellStart"/>
-      <w:r>
-        <w:t>EF.core</w:t>
-      </w:r>
-      <w:proofErr w:type="spellEnd"/>
+        <w:t>(meglio usare EF.core</w:t>
+      </w:r>
       <w:r>
         <w:t xml:space="preserve"> per manipolazione</w:t>
       </w:r>
@@ -258,50 +172,10 @@
         <w:t>Migration</w:t>
       </w:r>
       <w:r>
-        <w:t xml:space="preserve">: Creo </w:t>
-      </w:r>
-      <w:proofErr w:type="spellStart"/>
-      <w:r>
-        <w:t>que</w:t>
-      </w:r>
-      <w:proofErr w:type="spellEnd"/>
-      <w:r>
-        <w:t xml:space="preserve"> son </w:t>
-      </w:r>
-      <w:proofErr w:type="spellStart"/>
-      <w:r>
-        <w:t>los</w:t>
-      </w:r>
-      <w:proofErr w:type="spellEnd"/>
-      <w:r>
-        <w:t xml:space="preserve"> scripts </w:t>
-      </w:r>
-      <w:proofErr w:type="spellStart"/>
-      <w:r>
-        <w:t>generados</w:t>
-      </w:r>
-      <w:proofErr w:type="spellEnd"/>
-      <w:r>
-        <w:t xml:space="preserve"> por </w:t>
-      </w:r>
-      <w:proofErr w:type="spellStart"/>
-      <w:r>
-        <w:t>EFCore</w:t>
-      </w:r>
-      <w:proofErr w:type="spellEnd"/>
-      <w:r>
-        <w:t xml:space="preserve"> dove si salvano come una specie di cronologia di modifiche</w:t>
-      </w:r>
-      <w:r>
-        <w:t xml:space="preserve"> del DB(</w:t>
-      </w:r>
-      <w:proofErr w:type="spellStart"/>
-      <w:r>
-        <w:t>PK,tabelle,chiave</w:t>
-      </w:r>
-      <w:proofErr w:type="spellEnd"/>
-      <w:r>
-        <w:t xml:space="preserve"> foranee,</w:t>
+        <w:t>: Creo que son los scripts generados por EFCore dove si salvano come una specie di cronologia di modifiche</w:t>
+      </w:r>
+      <w:r>
+        <w:t xml:space="preserve"> del DB(PK,tabelle,chiave foranee,</w:t>
       </w:r>
     </w:p>
     <w:p>
@@ -312,24 +186,14 @@
           <w:numId w:val="1"/>
         </w:numPr>
       </w:pPr>
-      <w:proofErr w:type="spellStart"/>
       <w:r>
         <w:t>SeedData</w:t>
       </w:r>
-      <w:proofErr w:type="spellEnd"/>
       <w:r>
         <w:t>:</w:t>
       </w:r>
       <w:r>
-        <w:t xml:space="preserve"> Termino che si usa per definire all’insieme di </w:t>
-      </w:r>
-      <w:proofErr w:type="gramStart"/>
-      <w:r>
-        <w:t>dati(</w:t>
-      </w:r>
-      <w:proofErr w:type="gramEnd"/>
-      <w:r>
-        <w:t>informazione basica)che vengono inseriti allo sviluppo per facilitare la comunicazione o test</w:t>
+        <w:t xml:space="preserve"> Termino che si usa per definire all’insieme di dati(informazione basica)che vengono inseriti allo sviluppo per facilitare la comunicazione o test</w:t>
       </w:r>
     </w:p>
     <w:p>
@@ -340,13 +204,8 @@
           <w:numId w:val="1"/>
         </w:numPr>
       </w:pPr>
-      <w:proofErr w:type="spellStart"/>
-      <w:r>
-        <w:t>Dependency</w:t>
-      </w:r>
-      <w:proofErr w:type="spellEnd"/>
-      <w:r>
-        <w:t xml:space="preserve"> Injection</w:t>
+      <w:r>
+        <w:t>Dependency Injection</w:t>
       </w:r>
       <w:r>
         <w:t>:</w:t>
@@ -355,47 +214,21 @@
         <w:t xml:space="preserve"> </w:t>
       </w:r>
       <w:r>
-        <w:t xml:space="preserve">è un modo di usare i metodi creati da un'altra classe senza dover per forza istanziare l’oggetto nella </w:t>
-      </w:r>
-      <w:proofErr w:type="gramStart"/>
-      <w:r>
-        <w:t>classe(</w:t>
-      </w:r>
-      <w:proofErr w:type="gramEnd"/>
-      <w:r>
-        <w:t>questa avviene in automatico da qualche altra parte ma non la vediamo) esempio(</w:t>
-      </w:r>
-      <w:proofErr w:type="spellStart"/>
+        <w:t>è un modo di usare i metodi creati da un'altra classe senza dover per forza istanziare l’oggetto nella classe(questa avviene in automatico da qualche altra parte ma non la vediamo) esempio(</w:t>
+      </w:r>
       <w:r>
         <w:rPr>
           <w:rFonts w:ascii="Segoe UI" w:hAnsi="Segoe UI" w:cs="Segoe UI"/>
           <w:color w:val="D1D5DB"/>
           <w:shd w:val="clear" w:color="auto" w:fill="444654"/>
         </w:rPr>
-        <w:t>Microsoft.Extensions.DependencyInjection</w:t>
-      </w:r>
-      <w:proofErr w:type="spellEnd"/>
-      <w:r>
-        <w:rPr>
-          <w:rFonts w:ascii="Segoe UI" w:hAnsi="Segoe UI" w:cs="Segoe UI"/>
-          <w:color w:val="D1D5DB"/>
-          <w:shd w:val="clear" w:color="auto" w:fill="444654"/>
-        </w:rPr>
-        <w:t>)</w:t>
+        <w:t>Microsoft.Extensions.DependencyInjection)</w:t>
       </w:r>
       <w:r>
         <w:t xml:space="preserve"> </w:t>
       </w:r>
       <w:r>
-        <w:t>“</w:t>
-      </w:r>
-      <w:proofErr w:type="spellStart"/>
-      <w:r>
-        <w:t>ctor</w:t>
-      </w:r>
-      <w:proofErr w:type="spellEnd"/>
-      <w:r>
-        <w:t>/interfaccia e aggiungi campi”</w:t>
+        <w:t>“ctor/interfaccia e aggiungi campi”</w:t>
       </w:r>
     </w:p>
     <w:p>
